--- a/Lab1/Отчет1.docx
+++ b/Lab1/Отчет1.docx
@@ -601,6 +601,7 @@
                 <w:lang w:eastAsia="ru-RU"/>
               </w:rPr>
             </w:pPr>
+            <w:proofErr w:type="spellStart"/>
             <w:r>
               <w:rPr>
                 <w:rFonts w:eastAsia="Times New Roman" w:cs="Times New Roman"/>
@@ -608,6 +609,7 @@
               </w:rPr>
               <w:t>Супрунович</w:t>
             </w:r>
+            <w:proofErr w:type="spellEnd"/>
             <w:r>
               <w:rPr>
                 <w:rFonts w:eastAsia="Times New Roman" w:cs="Times New Roman"/>
@@ -724,6 +726,7 @@
                 <w:lang w:eastAsia="ru-RU"/>
               </w:rPr>
             </w:pPr>
+            <w:proofErr w:type="spellStart"/>
             <w:r>
               <w:rPr>
                 <w:rFonts w:eastAsia="Times New Roman" w:cs="Times New Roman"/>
@@ -731,6 +734,7 @@
               </w:rPr>
               <w:t>Болтак</w:t>
             </w:r>
+            <w:proofErr w:type="spellEnd"/>
             <w:r>
               <w:rPr>
                 <w:rFonts w:eastAsia="Times New Roman" w:cs="Times New Roman"/>
@@ -1370,39 +1374,9 @@
           <w:sz w:val="28"/>
           <w:szCs w:val="28"/>
         </w:rPr>
-        <w:t>«столбцовый метод» </w:t>
-      </w:r>
-      <w:r>
-        <w:rPr>
-          <w:rStyle w:val="kb0tx"/>
-          <w:color w:val="000000"/>
-          <w:sz w:val="28"/>
-          <w:szCs w:val="28"/>
-        </w:rPr>
-        <w:t>с одним ключевым словом, текст на русском языке;</w:t>
-      </w:r>
-    </w:p>
-    <w:p>
-      <w:pPr>
-        <w:pStyle w:val="zfr3q"/>
-        <w:spacing w:before="0" w:beforeAutospacing="0" w:after="0" w:afterAutospacing="0"/>
-        <w:ind w:left="360"/>
-        <w:jc w:val="both"/>
-        <w:rPr>
-          <w:color w:val="212121"/>
-          <w:sz w:val="28"/>
-          <w:szCs w:val="28"/>
-        </w:rPr>
-      </w:pPr>
-      <w:r>
-        <w:rPr>
-          <w:rStyle w:val="kb0tx"/>
-          <w:color w:val="000000"/>
-          <w:sz w:val="28"/>
-          <w:szCs w:val="28"/>
-        </w:rPr>
-        <w:t>- алгоритм </w:t>
-      </w:r>
+        <w:t>«</w:t>
+      </w:r>
+      <w:proofErr w:type="spellStart"/>
       <w:r>
         <w:rPr>
           <w:rStyle w:val="kb0tx"/>
@@ -1412,7 +1386,74 @@
           <w:sz w:val="28"/>
           <w:szCs w:val="28"/>
         </w:rPr>
-        <w:t>Виженера, самогенерирующийся ключ,</w:t>
+        <w:t>столбцовый</w:t>
+      </w:r>
+      <w:proofErr w:type="spellEnd"/>
+      <w:r>
+        <w:rPr>
+          <w:rStyle w:val="kb0tx"/>
+          <w:b/>
+          <w:bCs/>
+          <w:color w:val="000000"/>
+          <w:sz w:val="28"/>
+          <w:szCs w:val="28"/>
+        </w:rPr>
+        <w:t xml:space="preserve"> метод» </w:t>
+      </w:r>
+      <w:r>
+        <w:rPr>
+          <w:rStyle w:val="kb0tx"/>
+          <w:color w:val="000000"/>
+          <w:sz w:val="28"/>
+          <w:szCs w:val="28"/>
+        </w:rPr>
+        <w:t>с одним ключевым словом, текст на русском языке;</w:t>
+      </w:r>
+    </w:p>
+    <w:p>
+      <w:pPr>
+        <w:pStyle w:val="zfr3q"/>
+        <w:spacing w:before="0" w:beforeAutospacing="0" w:after="0" w:afterAutospacing="0"/>
+        <w:ind w:left="360"/>
+        <w:jc w:val="both"/>
+        <w:rPr>
+          <w:color w:val="212121"/>
+          <w:sz w:val="28"/>
+          <w:szCs w:val="28"/>
+        </w:rPr>
+      </w:pPr>
+      <w:r>
+        <w:rPr>
+          <w:rStyle w:val="kb0tx"/>
+          <w:color w:val="000000"/>
+          <w:sz w:val="28"/>
+          <w:szCs w:val="28"/>
+        </w:rPr>
+        <w:t>- алгоритм </w:t>
+      </w:r>
+      <w:proofErr w:type="spellStart"/>
+      <w:r>
+        <w:rPr>
+          <w:rStyle w:val="kb0tx"/>
+          <w:b/>
+          <w:bCs/>
+          <w:color w:val="000000"/>
+          <w:sz w:val="28"/>
+          <w:szCs w:val="28"/>
+        </w:rPr>
+        <w:t>Виженера</w:t>
+      </w:r>
+      <w:proofErr w:type="spellEnd"/>
+      <w:r>
+        <w:rPr>
+          <w:rStyle w:val="kb0tx"/>
+          <w:b/>
+          <w:bCs/>
+          <w:color w:val="000000"/>
+          <w:sz w:val="28"/>
+          <w:szCs w:val="28"/>
+        </w:rPr>
+        <w:t>, самогенерирующийся ключ,</w:t>
       </w:r>
       <w:r>
         <w:rPr>
@@ -1556,10 +1597,10 @@
           <w:noProof/>
         </w:rPr>
         <w:drawing>
-          <wp:inline distT="0" distB="0" distL="0" distR="0" wp14:anchorId="54D2167F" wp14:editId="709549D5">
-            <wp:extent cx="5940425" cy="3472180"/>
+          <wp:inline distT="0" distB="0" distL="0" distR="0" wp14:anchorId="3E48DFA2" wp14:editId="55091CEF">
+            <wp:extent cx="5940425" cy="3471545"/>
             <wp:effectExtent l="0" t="0" r="3175" b="0"/>
-            <wp:docPr id="19" name="Рисунок 19"/>
+            <wp:docPr id="3" name="Рисунок 3"/>
             <wp:cNvGraphicFramePr>
               <a:graphicFrameLocks xmlns:a="http://schemas.openxmlformats.org/drawingml/2006/main" noChangeAspect="1"/>
             </wp:cNvGraphicFramePr>
@@ -1579,7 +1620,7 @@
                   <pic:spPr>
                     <a:xfrm>
                       <a:off x="0" y="0"/>
-                      <a:ext cx="5940425" cy="3472180"/>
+                      <a:ext cx="5940425" cy="3471545"/>
                     </a:xfrm>
                     <a:prstGeom prst="rect">
                       <a:avLst/>
@@ -2006,6 +2047,13 @@
                 <w:lang w:eastAsia="ru-RU"/>
               </w:rPr>
             </w:pPr>
+            <w:r>
+              <w:rPr>
+                <w:rFonts w:eastAsia="Times New Roman" w:cs="Times New Roman"/>
+                <w:lang w:eastAsia="ru-RU"/>
+              </w:rPr>
+              <w:t>М</w:t>
+            </w:r>
           </w:p>
         </w:tc>
         <w:tc>
@@ -2030,7 +2078,7 @@
                 <w:rFonts w:eastAsia="Times New Roman" w:cs="Times New Roman"/>
                 <w:lang w:eastAsia="ru-RU"/>
               </w:rPr>
-              <w:t>М</w:t>
+              <w:t>И</w:t>
             </w:r>
           </w:p>
         </w:tc>
@@ -2061,7 +2109,7 @@
                 <w:rFonts w:eastAsia="Times New Roman" w:cs="Times New Roman"/>
                 <w:lang w:eastAsia="ru-RU"/>
               </w:rPr>
-              <w:t>И</w:t>
+              <w:t>Р</w:t>
             </w:r>
           </w:p>
         </w:tc>
@@ -2087,7 +2135,7 @@
                 <w:rFonts w:eastAsia="Times New Roman" w:cs="Times New Roman"/>
                 <w:lang w:eastAsia="ru-RU"/>
               </w:rPr>
-              <w:t>Р</w:t>
+              <w:t>\0</w:t>
             </w:r>
           </w:p>
         </w:tc>
@@ -2228,12 +2276,21 @@
           <w:lang w:eastAsia="ru-RU"/>
         </w:rPr>
       </w:pPr>
+      <w:proofErr w:type="spellStart"/>
       <w:r>
         <w:rPr>
           <w:rFonts w:eastAsia="Times New Roman" w:cs="Times New Roman"/>
           <w:lang w:eastAsia="ru-RU"/>
         </w:rPr>
-        <w:t>Столбцовый метод</w:t>
+        <w:t>Столбцовый</w:t>
+      </w:r>
+      <w:proofErr w:type="spellEnd"/>
+      <w:r>
+        <w:rPr>
+          <w:rFonts w:eastAsia="Times New Roman" w:cs="Times New Roman"/>
+          <w:lang w:eastAsia="ru-RU"/>
+        </w:rPr>
+        <w:t xml:space="preserve"> метод</w:t>
       </w:r>
       <w:r>
         <w:rPr>
@@ -2256,6 +2313,7 @@
           <w:lang w:eastAsia="ru-RU"/>
         </w:rPr>
       </w:pPr>
+      <w:proofErr w:type="spellStart"/>
       <w:r>
         <w:rPr>
           <w:rFonts w:eastAsia="Times New Roman" w:cs="Times New Roman"/>
@@ -2263,6 +2321,7 @@
         </w:rPr>
         <w:t>Шифротекст</w:t>
       </w:r>
+      <w:proofErr w:type="spellEnd"/>
       <w:r>
         <w:rPr>
           <w:rFonts w:eastAsia="Times New Roman" w:cs="Times New Roman"/>
@@ -2277,13 +2336,15 @@
         </w:rPr>
         <w:t xml:space="preserve"> </w:t>
       </w:r>
+      <w:proofErr w:type="spellStart"/>
       <w:r>
         <w:rPr>
           <w:rFonts w:eastAsia="Times New Roman" w:cs="Times New Roman"/>
           <w:lang w:eastAsia="ru-RU"/>
         </w:rPr>
-        <w:t>ртри Пеивм</w:t>
-      </w:r>
+        <w:t>ртимПерви</w:t>
+      </w:r>
+      <w:proofErr w:type="spellEnd"/>
     </w:p>
     <w:p>
       <w:pPr>
@@ -2296,9 +2357,11 @@
     <w:p/>
     <w:p/>
     <w:p>
+      <w:proofErr w:type="spellStart"/>
       <w:r>
         <w:t>Виженер</w:t>
       </w:r>
+      <w:proofErr w:type="spellEnd"/>
       <w:r>
         <w:t>:</w:t>
       </w:r>
@@ -2319,7 +2382,6 @@
         <w:gridCol w:w="935"/>
         <w:gridCol w:w="935"/>
         <w:gridCol w:w="935"/>
-        <w:gridCol w:w="935"/>
       </w:tblGrid>
       <w:tr>
         <w:tc>
@@ -2386,12 +2448,6 @@
           <w:tcPr>
             <w:tcW w:w="935" w:type="dxa"/>
           </w:tcPr>
-          <w:p/>
-        </w:tc>
-        <w:tc>
-          <w:tcPr>
-            <w:tcW w:w="935" w:type="dxa"/>
-          </w:tcPr>
           <w:p>
             <w:r>
               <w:t>М</w:t>
@@ -2484,12 +2540,6 @@
           <w:tcPr>
             <w:tcW w:w="935" w:type="dxa"/>
           </w:tcPr>
-          <w:p/>
-        </w:tc>
-        <w:tc>
-          <w:tcPr>
-            <w:tcW w:w="935" w:type="dxa"/>
-          </w:tcPr>
           <w:p>
             <w:r>
               <w:t>И</w:t>
@@ -2575,16 +2625,6 @@
           <w:p>
             <w:r>
               <w:t>Г</w:t>
-            </w:r>
-          </w:p>
-        </w:tc>
-        <w:tc>
-          <w:tcPr>
-            <w:tcW w:w="935" w:type="dxa"/>
-          </w:tcPr>
-          <w:p>
-            <w:r>
-              <w:t xml:space="preserve"> </w:t>
             </w:r>
           </w:p>
         </w:tc>
@@ -2638,7 +2678,7 @@
           <w:noProof/>
         </w:rPr>
         <w:drawing>
-          <wp:inline distT="0" distB="0" distL="0" distR="0" wp14:anchorId="47300A68" wp14:editId="4B0EFC73">
+          <wp:inline distT="0" distB="0" distL="0" distR="0" wp14:anchorId="03DB538F" wp14:editId="5BCD3C9B">
             <wp:extent cx="5940425" cy="3472180"/>
             <wp:effectExtent l="0" t="0" r="3175" b="0"/>
             <wp:docPr id="1" name="Рисунок 1"/>
@@ -2818,7 +2858,11 @@
           <w:tcPr>
             <w:tcW w:w="465" w:type="dxa"/>
           </w:tcPr>
-          <w:p/>
+          <w:p>
+            <w:r>
+              <w:t>М</w:t>
+            </w:r>
+          </w:p>
         </w:tc>
       </w:tr>
       <w:tr>
@@ -2828,7 +2872,7 @@
           </w:tcPr>
           <w:p>
             <w:r>
-              <w:t>М</w:t>
+              <w:t>И</w:t>
             </w:r>
           </w:p>
         </w:tc>
@@ -2840,18 +2884,6 @@
           </w:tcPr>
           <w:p>
             <w:r>
-              <w:t>И</w:t>
-            </w:r>
-          </w:p>
-        </w:tc>
-      </w:tr>
-      <w:tr>
-        <w:tc>
-          <w:tcPr>
-            <w:tcW w:w="465" w:type="dxa"/>
-          </w:tcPr>
-          <w:p>
-            <w:r>
               <w:t>Р</w:t>
             </w:r>
           </w:p>
@@ -2869,10 +2901,10 @@
           <w:noProof/>
         </w:rPr>
         <w:drawing>
-          <wp:inline distT="0" distB="0" distL="0" distR="0" wp14:anchorId="1CEE6C95" wp14:editId="3BDE0189">
-            <wp:extent cx="4968240" cy="2903938"/>
-            <wp:effectExtent l="0" t="0" r="3810" b="0"/>
-            <wp:docPr id="20" name="Рисунок 20"/>
+          <wp:inline distT="0" distB="0" distL="0" distR="0" wp14:anchorId="7905F056" wp14:editId="06083148">
+            <wp:extent cx="5166360" cy="3019739"/>
+            <wp:effectExtent l="0" t="0" r="0" b="9525"/>
+            <wp:docPr id="4" name="Рисунок 4"/>
             <wp:cNvGraphicFramePr>
               <a:graphicFrameLocks xmlns:a="http://schemas.openxmlformats.org/drawingml/2006/main" noChangeAspect="1"/>
             </wp:cNvGraphicFramePr>
@@ -2892,7 +2924,7 @@
                   <pic:spPr>
                     <a:xfrm>
                       <a:off x="0" y="0"/>
-                      <a:ext cx="4977106" cy="2909120"/>
+                      <a:ext cx="5177603" cy="3026311"/>
                     </a:xfrm>
                     <a:prstGeom prst="rect">
                       <a:avLst/>
@@ -2928,7 +2960,6 @@
         <w:gridCol w:w="935"/>
         <w:gridCol w:w="935"/>
         <w:gridCol w:w="935"/>
-        <w:gridCol w:w="935"/>
       </w:tblGrid>
       <w:tr>
         <w:tc>
@@ -2995,12 +3026,6 @@
           <w:tcPr>
             <w:tcW w:w="935" w:type="dxa"/>
           </w:tcPr>
-          <w:p/>
-        </w:tc>
-        <w:tc>
-          <w:tcPr>
-            <w:tcW w:w="935" w:type="dxa"/>
-          </w:tcPr>
           <w:p>
             <w:r>
               <w:t>М</w:t>
@@ -3093,12 +3118,6 @@
           <w:tcPr>
             <w:tcW w:w="935" w:type="dxa"/>
           </w:tcPr>
-          <w:p/>
-        </w:tc>
-        <w:tc>
-          <w:tcPr>
-            <w:tcW w:w="935" w:type="dxa"/>
-          </w:tcPr>
           <w:p>
             <w:r>
               <w:t>Т</w:t>
@@ -3184,16 +3203,6 @@
           <w:p>
             <w:r>
               <w:t>Г</w:t>
-            </w:r>
-          </w:p>
-        </w:tc>
-        <w:tc>
-          <w:tcPr>
-            <w:tcW w:w="935" w:type="dxa"/>
-          </w:tcPr>
-          <w:p>
-            <w:r>
-              <w:t xml:space="preserve"> </w:t>
             </w:r>
           </w:p>
         </w:tc>
@@ -3734,10 +3743,7 @@
           </w:tcPr>
           <w:p>
             <w:r>
-              <w:t>3</w:t>
-            </w:r>
-            <w:r>
-              <w:t xml:space="preserve"> </w:t>
+              <w:t xml:space="preserve">3 </w:t>
             </w:r>
           </w:p>
         </w:tc>
@@ -4572,13 +4578,12 @@
       <w:r>
         <w:rPr>
           <w:noProof/>
-          <w:lang w:val="en-US"/>
         </w:rPr>
         <w:drawing>
-          <wp:inline distT="0" distB="0" distL="0" distR="0" wp14:anchorId="4EDD6A8A" wp14:editId="1F4D0674">
-            <wp:extent cx="5935980" cy="3726180"/>
-            <wp:effectExtent l="0" t="0" r="7620" b="7620"/>
-            <wp:docPr id="27" name="Рисунок 27"/>
+          <wp:inline distT="0" distB="0" distL="0" distR="0" wp14:anchorId="53261F5D" wp14:editId="5EF33906">
+            <wp:extent cx="5910943" cy="4041304"/>
+            <wp:effectExtent l="0" t="0" r="0" b="0"/>
+            <wp:docPr id="6" name="Рисунок 6"/>
             <wp:cNvGraphicFramePr>
               <a:graphicFrameLocks xmlns:a="http://schemas.openxmlformats.org/drawingml/2006/main" noChangeAspect="1"/>
             </wp:cNvGraphicFramePr>
@@ -4586,36 +4591,23 @@
               <a:graphicData uri="http://schemas.openxmlformats.org/drawingml/2006/picture">
                 <pic:pic xmlns:pic="http://schemas.openxmlformats.org/drawingml/2006/picture">
                   <pic:nvPicPr>
-                    <pic:cNvPr id="0" name="Picture 5"/>
-                    <pic:cNvPicPr>
-                      <a:picLocks noChangeAspect="1" noChangeArrowheads="1"/>
-                    </pic:cNvPicPr>
+                    <pic:cNvPr id="1" name=""/>
+                    <pic:cNvPicPr/>
                   </pic:nvPicPr>
                   <pic:blipFill>
-                    <a:blip r:embed="rId15">
-                      <a:extLst>
-                        <a:ext uri="{28A0092B-C50C-407E-A947-70E740481C1C}">
-                          <a14:useLocalDpi xmlns:a14="http://schemas.microsoft.com/office/drawing/2010/main" val="0"/>
-                        </a:ext>
-                      </a:extLst>
-                    </a:blip>
-                    <a:srcRect/>
+                    <a:blip r:embed="rId15"/>
                     <a:stretch>
                       <a:fillRect/>
                     </a:stretch>
                   </pic:blipFill>
-                  <pic:spPr bwMode="auto">
+                  <pic:spPr>
                     <a:xfrm>
                       <a:off x="0" y="0"/>
-                      <a:ext cx="5935980" cy="3726180"/>
+                      <a:ext cx="5929020" cy="4053663"/>
                     </a:xfrm>
                     <a:prstGeom prst="rect">
                       <a:avLst/>
                     </a:prstGeom>
-                    <a:noFill/>
-                    <a:ln>
-                      <a:noFill/>
-                    </a:ln>
                   </pic:spPr>
                 </pic:pic>
               </a:graphicData>
@@ -4626,13 +4618,12 @@
       <w:r>
         <w:rPr>
           <w:noProof/>
-          <w:lang w:val="en-US"/>
         </w:rPr>
         <w:drawing>
-          <wp:inline distT="0" distB="0" distL="0" distR="0" wp14:anchorId="5EE231B1" wp14:editId="34BF7AC9">
-            <wp:extent cx="5935980" cy="1623060"/>
-            <wp:effectExtent l="0" t="0" r="7620" b="0"/>
-            <wp:docPr id="26" name="Рисунок 26"/>
+          <wp:inline distT="0" distB="0" distL="0" distR="0" wp14:anchorId="4E5E106E" wp14:editId="1B901501">
+            <wp:extent cx="5921828" cy="1373003"/>
+            <wp:effectExtent l="0" t="0" r="3175" b="0"/>
+            <wp:docPr id="7" name="Рисунок 7"/>
             <wp:cNvGraphicFramePr>
               <a:graphicFrameLocks xmlns:a="http://schemas.openxmlformats.org/drawingml/2006/main" noChangeAspect="1"/>
             </wp:cNvGraphicFramePr>
@@ -4640,36 +4631,23 @@
               <a:graphicData uri="http://schemas.openxmlformats.org/drawingml/2006/picture">
                 <pic:pic xmlns:pic="http://schemas.openxmlformats.org/drawingml/2006/picture">
                   <pic:nvPicPr>
-                    <pic:cNvPr id="0" name="Picture 4"/>
-                    <pic:cNvPicPr>
-                      <a:picLocks noChangeAspect="1" noChangeArrowheads="1"/>
-                    </pic:cNvPicPr>
+                    <pic:cNvPr id="1" name=""/>
+                    <pic:cNvPicPr/>
                   </pic:nvPicPr>
                   <pic:blipFill>
-                    <a:blip r:embed="rId16">
-                      <a:extLst>
-                        <a:ext uri="{28A0092B-C50C-407E-A947-70E740481C1C}">
-                          <a14:useLocalDpi xmlns:a14="http://schemas.microsoft.com/office/drawing/2010/main" val="0"/>
-                        </a:ext>
-                      </a:extLst>
-                    </a:blip>
-                    <a:srcRect/>
+                    <a:blip r:embed="rId16"/>
                     <a:stretch>
                       <a:fillRect/>
                     </a:stretch>
                   </pic:blipFill>
-                  <pic:spPr bwMode="auto">
+                  <pic:spPr>
                     <a:xfrm>
                       <a:off x="0" y="0"/>
-                      <a:ext cx="5935980" cy="1623060"/>
+                      <a:ext cx="5942852" cy="1377877"/>
                     </a:xfrm>
                     <a:prstGeom prst="rect">
                       <a:avLst/>
                     </a:prstGeom>
-                    <a:noFill/>
-                    <a:ln>
-                      <a:noFill/>
-                    </a:ln>
                   </pic:spPr>
                 </pic:pic>
               </a:graphicData>
@@ -4702,9 +4680,15 @@
       </w:pPr>
       <w:r>
         <w:tab/>
-      </w:r>
-      <w:r>
-        <w:t>Среди рассмотренных способов шифрования наименьшую криптографическую стойкость демонстрируют шифры перестановки (например, «железнодорожная изгородь» или столбцовый метод) и шифры простой замены (Цезаря). Их уязвимость обусловлена тем, что они лишь изменяют порядок знаков или подменяют их по единому правилу, не изменяя частотных характеристик исходного текста, что делает их легко уязвимыми для частотного анализа.</w:t>
+        <w:t xml:space="preserve">Среди рассмотренных способов шифрования наименьшую криптографическую стойкость демонстрируют шифры перестановки (например, «железнодорожная изгородь» или </w:t>
+      </w:r>
+      <w:proofErr w:type="spellStart"/>
+      <w:r>
+        <w:t>столбцовый</w:t>
+      </w:r>
+      <w:proofErr w:type="spellEnd"/>
+      <w:r>
+        <w:t xml:space="preserve"> метод) и шифры простой замены (Цезаря). Их уязвимость обусловлена тем, что они лишь изменяют порядок знаков или подменяют их по единому правилу, не изменяя частотных характеристик исходного текста, что делает их легко уязвимыми для частотного анализа.</w:t>
       </w:r>
     </w:p>
     <w:p>
@@ -4714,7 +4698,15 @@
         </w:tabs>
       </w:pPr>
       <w:r>
-        <w:t>Более высокую надёжность обеспечивает омофонная замена, при которой одной букве может соответствовать несколько различных символов-заменителей. Ещё сложнее для взлома полиграммные шифры (например, Плейфейр), которые оперируют блоками из двух символов и тем самым маскируют частоту появления отдельных букв.</w:t>
+        <w:t xml:space="preserve">Более высокую надёжность обеспечивает омофонная замена, при которой одной букве может соответствовать несколько различных символов-заменителей. Ещё сложнее для взлома полиграммные шифры (например, </w:t>
+      </w:r>
+      <w:proofErr w:type="spellStart"/>
+      <w:r>
+        <w:t>Плейфейр</w:t>
+      </w:r>
+      <w:proofErr w:type="spellEnd"/>
+      <w:r>
+        <w:t>), которые оперируют блоками из двух символов и тем самым маскируют частоту появления отдельных букв.</w:t>
       </w:r>
     </w:p>
     <w:p>
@@ -4724,13 +4716,23 @@
         </w:tabs>
       </w:pPr>
       <w:r>
-        <w:t xml:space="preserve">Наибольшую же устойчивость среди простых классических шифров проявляет шифр Виженера. Его ключевая особенность — использование переменного правила </w:t>
-      </w:r>
-      <w:r>
-        <w:t>замены</w:t>
-      </w:r>
-      <w:r>
-        <w:t xml:space="preserve"> в зависимости от позиции символа и ключевого слова. Благодаря этому одна и та же буква исходного сообщения может преобразовываться в разные шифрознаки, что эффективно скрывает реальную частоту символов и значительно затрудняет криптоанализ.</w:t>
+        <w:t xml:space="preserve">Наибольшую же устойчивость среди простых классических шифров проявляет шифр </w:t>
+      </w:r>
+      <w:proofErr w:type="spellStart"/>
+      <w:r>
+        <w:t>Виженера</w:t>
+      </w:r>
+      <w:proofErr w:type="spellEnd"/>
+      <w:r>
+        <w:t xml:space="preserve">. Его ключевая особенность — использование переменного правила замены в зависимости от позиции символа и ключевого слова. Благодаря этому одна и та же буква исходного сообщения может преобразовываться в разные </w:t>
+      </w:r>
+      <w:proofErr w:type="spellStart"/>
+      <w:r>
+        <w:t>шифрознаки</w:t>
+      </w:r>
+      <w:proofErr w:type="spellEnd"/>
+      <w:r>
+        <w:t>, что эффективно скрывает реальную частоту символов и значительно затрудняет криптоанализ.</w:t>
       </w:r>
     </w:p>
     <w:sectPr>
@@ -5507,7 +5509,6 @@
   <w:style w:type="character" w:default="1" w:styleId="a0">
     <w:name w:val="Default Paragraph Font"/>
     <w:uiPriority w:val="1"/>
-    <w:semiHidden/>
     <w:unhideWhenUsed/>
   </w:style>
   <w:style w:type="table" w:default="1" w:styleId="a1">

--- a/Lab1/Отчет1.docx
+++ b/Lab1/Отчет1.docx
@@ -601,7 +601,6 @@
                 <w:lang w:eastAsia="ru-RU"/>
               </w:rPr>
             </w:pPr>
-            <w:proofErr w:type="spellStart"/>
             <w:r>
               <w:rPr>
                 <w:rFonts w:eastAsia="Times New Roman" w:cs="Times New Roman"/>
@@ -609,7 +608,6 @@
               </w:rPr>
               <w:t>Супрунович</w:t>
             </w:r>
-            <w:proofErr w:type="spellEnd"/>
             <w:r>
               <w:rPr>
                 <w:rFonts w:eastAsia="Times New Roman" w:cs="Times New Roman"/>
@@ -726,7 +724,6 @@
                 <w:lang w:eastAsia="ru-RU"/>
               </w:rPr>
             </w:pPr>
-            <w:proofErr w:type="spellStart"/>
             <w:r>
               <w:rPr>
                 <w:rFonts w:eastAsia="Times New Roman" w:cs="Times New Roman"/>
@@ -734,7 +731,6 @@
               </w:rPr>
               <w:t>Болтак</w:t>
             </w:r>
-            <w:proofErr w:type="spellEnd"/>
             <w:r>
               <w:rPr>
                 <w:rFonts w:eastAsia="Times New Roman" w:cs="Times New Roman"/>
@@ -1374,9 +1370,39 @@
           <w:sz w:val="28"/>
           <w:szCs w:val="28"/>
         </w:rPr>
-        <w:t>«</w:t>
-      </w:r>
-      <w:proofErr w:type="spellStart"/>
+        <w:t>«столбцовый метод» </w:t>
+      </w:r>
+      <w:r>
+        <w:rPr>
+          <w:rStyle w:val="kb0tx"/>
+          <w:color w:val="000000"/>
+          <w:sz w:val="28"/>
+          <w:szCs w:val="28"/>
+        </w:rPr>
+        <w:t>с одним ключевым словом, текст на русском языке;</w:t>
+      </w:r>
+    </w:p>
+    <w:p>
+      <w:pPr>
+        <w:pStyle w:val="zfr3q"/>
+        <w:spacing w:before="0" w:beforeAutospacing="0" w:after="0" w:afterAutospacing="0"/>
+        <w:ind w:left="360"/>
+        <w:jc w:val="both"/>
+        <w:rPr>
+          <w:color w:val="212121"/>
+          <w:sz w:val="28"/>
+          <w:szCs w:val="28"/>
+        </w:rPr>
+      </w:pPr>
+      <w:r>
+        <w:rPr>
+          <w:rStyle w:val="kb0tx"/>
+          <w:color w:val="000000"/>
+          <w:sz w:val="28"/>
+          <w:szCs w:val="28"/>
+        </w:rPr>
+        <w:t>- алгоритм </w:t>
+      </w:r>
       <w:r>
         <w:rPr>
           <w:rStyle w:val="kb0tx"/>
@@ -1386,74 +1412,7 @@
           <w:sz w:val="28"/>
           <w:szCs w:val="28"/>
         </w:rPr>
-        <w:t>столбцовый</w:t>
-      </w:r>
-      <w:proofErr w:type="spellEnd"/>
-      <w:r>
-        <w:rPr>
-          <w:rStyle w:val="kb0tx"/>
-          <w:b/>
-          <w:bCs/>
-          <w:color w:val="000000"/>
-          <w:sz w:val="28"/>
-          <w:szCs w:val="28"/>
-        </w:rPr>
-        <w:t xml:space="preserve"> метод» </w:t>
-      </w:r>
-      <w:r>
-        <w:rPr>
-          <w:rStyle w:val="kb0tx"/>
-          <w:color w:val="000000"/>
-          <w:sz w:val="28"/>
-          <w:szCs w:val="28"/>
-        </w:rPr>
-        <w:t>с одним ключевым словом, текст на русском языке;</w:t>
-      </w:r>
-    </w:p>
-    <w:p>
-      <w:pPr>
-        <w:pStyle w:val="zfr3q"/>
-        <w:spacing w:before="0" w:beforeAutospacing="0" w:after="0" w:afterAutospacing="0"/>
-        <w:ind w:left="360"/>
-        <w:jc w:val="both"/>
-        <w:rPr>
-          <w:color w:val="212121"/>
-          <w:sz w:val="28"/>
-          <w:szCs w:val="28"/>
-        </w:rPr>
-      </w:pPr>
-      <w:r>
-        <w:rPr>
-          <w:rStyle w:val="kb0tx"/>
-          <w:color w:val="000000"/>
-          <w:sz w:val="28"/>
-          <w:szCs w:val="28"/>
-        </w:rPr>
-        <w:t>- алгоритм </w:t>
-      </w:r>
-      <w:proofErr w:type="spellStart"/>
-      <w:r>
-        <w:rPr>
-          <w:rStyle w:val="kb0tx"/>
-          <w:b/>
-          <w:bCs/>
-          <w:color w:val="000000"/>
-          <w:sz w:val="28"/>
-          <w:szCs w:val="28"/>
-        </w:rPr>
-        <w:t>Виженера</w:t>
-      </w:r>
-      <w:proofErr w:type="spellEnd"/>
-      <w:r>
-        <w:rPr>
-          <w:rStyle w:val="kb0tx"/>
-          <w:b/>
-          <w:bCs/>
-          <w:color w:val="000000"/>
-          <w:sz w:val="28"/>
-          <w:szCs w:val="28"/>
-        </w:rPr>
-        <w:t>, самогенерирующийся ключ,</w:t>
+        <w:t>Виженера, самогенерирующийся ключ,</w:t>
       </w:r>
       <w:r>
         <w:rPr>
@@ -1597,10 +1556,10 @@
           <w:noProof/>
         </w:rPr>
         <w:drawing>
-          <wp:inline distT="0" distB="0" distL="0" distR="0" wp14:anchorId="3E48DFA2" wp14:editId="55091CEF">
-            <wp:extent cx="5940425" cy="3471545"/>
+          <wp:inline distT="0" distB="0" distL="0" distR="0" wp14:anchorId="114B1E96" wp14:editId="135C99F1">
+            <wp:extent cx="5940425" cy="3472180"/>
             <wp:effectExtent l="0" t="0" r="3175" b="0"/>
-            <wp:docPr id="3" name="Рисунок 3"/>
+            <wp:docPr id="2" name="Рисунок 2"/>
             <wp:cNvGraphicFramePr>
               <a:graphicFrameLocks xmlns:a="http://schemas.openxmlformats.org/drawingml/2006/main" noChangeAspect="1"/>
             </wp:cNvGraphicFramePr>
@@ -1620,7 +1579,7 @@
                   <pic:spPr>
                     <a:xfrm>
                       <a:off x="0" y="0"/>
-                      <a:ext cx="5940425" cy="3471545"/>
+                      <a:ext cx="5940425" cy="3472180"/>
                     </a:xfrm>
                     <a:prstGeom prst="rect">
                       <a:avLst/>
@@ -2276,21 +2235,12 @@
           <w:lang w:eastAsia="ru-RU"/>
         </w:rPr>
       </w:pPr>
-      <w:proofErr w:type="spellStart"/>
       <w:r>
         <w:rPr>
           <w:rFonts w:eastAsia="Times New Roman" w:cs="Times New Roman"/>
           <w:lang w:eastAsia="ru-RU"/>
         </w:rPr>
-        <w:t>Столбцовый</w:t>
-      </w:r>
-      <w:proofErr w:type="spellEnd"/>
-      <w:r>
-        <w:rPr>
-          <w:rFonts w:eastAsia="Times New Roman" w:cs="Times New Roman"/>
-          <w:lang w:eastAsia="ru-RU"/>
-        </w:rPr>
-        <w:t xml:space="preserve"> метод</w:t>
+        <w:t>Столбцовый метод</w:t>
       </w:r>
       <w:r>
         <w:rPr>
@@ -2313,7 +2263,6 @@
           <w:lang w:eastAsia="ru-RU"/>
         </w:rPr>
       </w:pPr>
-      <w:proofErr w:type="spellStart"/>
       <w:r>
         <w:rPr>
           <w:rFonts w:eastAsia="Times New Roman" w:cs="Times New Roman"/>
@@ -2321,7 +2270,6 @@
         </w:rPr>
         <w:t>Шифротекст</w:t>
       </w:r>
-      <w:proofErr w:type="spellEnd"/>
       <w:r>
         <w:rPr>
           <w:rFonts w:eastAsia="Times New Roman" w:cs="Times New Roman"/>
@@ -2336,15 +2284,27 @@
         </w:rPr>
         <w:t xml:space="preserve"> </w:t>
       </w:r>
-      <w:proofErr w:type="spellStart"/>
       <w:r>
         <w:rPr>
           <w:rFonts w:eastAsia="Times New Roman" w:cs="Times New Roman"/>
           <w:lang w:eastAsia="ru-RU"/>
         </w:rPr>
-        <w:t>ртимПерви</w:t>
-      </w:r>
-      <w:proofErr w:type="spellEnd"/>
+        <w:t>ртимПе</w:t>
+      </w:r>
+      <w:r>
+        <w:rPr>
+          <w:rFonts w:eastAsia="Times New Roman" w:cs="Times New Roman"/>
+          <w:lang w:eastAsia="ru-RU"/>
+        </w:rPr>
+        <w:t xml:space="preserve"> </w:t>
+      </w:r>
+      <w:r>
+        <w:rPr>
+          <w:rFonts w:eastAsia="Times New Roman" w:cs="Times New Roman"/>
+          <w:lang w:eastAsia="ru-RU"/>
+        </w:rPr>
+        <w:t>рви</w:t>
+      </w:r>
     </w:p>
     <w:p>
       <w:pPr>
@@ -2357,11 +2317,9 @@
     <w:p/>
     <w:p/>
     <w:p>
-      <w:proofErr w:type="spellStart"/>
       <w:r>
         <w:t>Виженер</w:t>
       </w:r>
-      <w:proofErr w:type="spellEnd"/>
       <w:r>
         <w:t>:</w:t>
       </w:r>
@@ -2382,6 +2340,7 @@
         <w:gridCol w:w="935"/>
         <w:gridCol w:w="935"/>
         <w:gridCol w:w="935"/>
+        <w:gridCol w:w="935"/>
       </w:tblGrid>
       <w:tr>
         <w:tc>
@@ -2448,6 +2407,12 @@
           <w:tcPr>
             <w:tcW w:w="935" w:type="dxa"/>
           </w:tcPr>
+          <w:p/>
+        </w:tc>
+        <w:tc>
+          <w:tcPr>
+            <w:tcW w:w="935" w:type="dxa"/>
+          </w:tcPr>
           <w:p>
             <w:r>
               <w:t>М</w:t>
@@ -2540,6 +2505,12 @@
           <w:tcPr>
             <w:tcW w:w="935" w:type="dxa"/>
           </w:tcPr>
+          <w:p/>
+        </w:tc>
+        <w:tc>
+          <w:tcPr>
+            <w:tcW w:w="935" w:type="dxa"/>
+          </w:tcPr>
           <w:p>
             <w:r>
               <w:t>И</w:t>
@@ -2627,6 +2598,12 @@
               <w:t>Г</w:t>
             </w:r>
           </w:p>
+        </w:tc>
+        <w:tc>
+          <w:tcPr>
+            <w:tcW w:w="935" w:type="dxa"/>
+          </w:tcPr>
+          <w:p/>
         </w:tc>
         <w:tc>
           <w:tcPr>
@@ -2678,7 +2655,7 @@
           <w:noProof/>
         </w:rPr>
         <w:drawing>
-          <wp:inline distT="0" distB="0" distL="0" distR="0" wp14:anchorId="03DB538F" wp14:editId="5BCD3C9B">
+          <wp:inline distT="0" distB="0" distL="0" distR="0" wp14:anchorId="04C69280" wp14:editId="29D59A56">
             <wp:extent cx="5940425" cy="3472180"/>
             <wp:effectExtent l="0" t="0" r="3175" b="0"/>
             <wp:docPr id="1" name="Рисунок 1"/>
@@ -2858,11 +2835,7 @@
           <w:tcPr>
             <w:tcW w:w="465" w:type="dxa"/>
           </w:tcPr>
-          <w:p>
-            <w:r>
-              <w:t>М</w:t>
-            </w:r>
-          </w:p>
+          <w:p/>
         </w:tc>
       </w:tr>
       <w:tr>
@@ -2872,7 +2845,7 @@
           </w:tcPr>
           <w:p>
             <w:r>
-              <w:t>И</w:t>
+              <w:t>М</w:t>
             </w:r>
           </w:p>
         </w:tc>
@@ -2884,6 +2857,18 @@
           </w:tcPr>
           <w:p>
             <w:r>
+              <w:t>И</w:t>
+            </w:r>
+          </w:p>
+        </w:tc>
+      </w:tr>
+      <w:tr>
+        <w:tc>
+          <w:tcPr>
+            <w:tcW w:w="465" w:type="dxa"/>
+          </w:tcPr>
+          <w:p>
+            <w:r>
               <w:t>Р</w:t>
             </w:r>
           </w:p>
@@ -2901,10 +2886,10 @@
           <w:noProof/>
         </w:rPr>
         <w:drawing>
-          <wp:inline distT="0" distB="0" distL="0" distR="0" wp14:anchorId="7905F056" wp14:editId="06083148">
-            <wp:extent cx="5166360" cy="3019739"/>
-            <wp:effectExtent l="0" t="0" r="0" b="9525"/>
-            <wp:docPr id="4" name="Рисунок 4"/>
+          <wp:inline distT="0" distB="0" distL="0" distR="0" wp14:anchorId="30716C65" wp14:editId="68B64400">
+            <wp:extent cx="5113020" cy="2988015"/>
+            <wp:effectExtent l="0" t="0" r="0" b="3175"/>
+            <wp:docPr id="5" name="Рисунок 5"/>
             <wp:cNvGraphicFramePr>
               <a:graphicFrameLocks xmlns:a="http://schemas.openxmlformats.org/drawingml/2006/main" noChangeAspect="1"/>
             </wp:cNvGraphicFramePr>
@@ -2924,7 +2909,7 @@
                   <pic:spPr>
                     <a:xfrm>
                       <a:off x="0" y="0"/>
-                      <a:ext cx="5177603" cy="3026311"/>
+                      <a:ext cx="5122172" cy="2993364"/>
                     </a:xfrm>
                     <a:prstGeom prst="rect">
                       <a:avLst/>
@@ -2960,6 +2945,7 @@
         <w:gridCol w:w="935"/>
         <w:gridCol w:w="935"/>
         <w:gridCol w:w="935"/>
+        <w:gridCol w:w="935"/>
       </w:tblGrid>
       <w:tr>
         <w:tc>
@@ -3026,6 +3012,12 @@
           <w:tcPr>
             <w:tcW w:w="935" w:type="dxa"/>
           </w:tcPr>
+          <w:p/>
+        </w:tc>
+        <w:tc>
+          <w:tcPr>
+            <w:tcW w:w="935" w:type="dxa"/>
+          </w:tcPr>
           <w:p>
             <w:r>
               <w:t>М</w:t>
@@ -3118,6 +3110,12 @@
           <w:tcPr>
             <w:tcW w:w="935" w:type="dxa"/>
           </w:tcPr>
+          <w:p/>
+        </w:tc>
+        <w:tc>
+          <w:tcPr>
+            <w:tcW w:w="935" w:type="dxa"/>
+          </w:tcPr>
           <w:p>
             <w:r>
               <w:t>Т</w:t>
@@ -3152,7 +3150,7 @@
           </w:tcPr>
           <w:p>
             <w:r>
-              <w:t>В</w:t>
+              <w:t>П</w:t>
             </w:r>
           </w:p>
         </w:tc>
@@ -3162,77 +3160,83 @@
           </w:tcPr>
           <w:p>
             <w:r>
+              <w:t>А</w:t>
+            </w:r>
+          </w:p>
+        </w:tc>
+        <w:tc>
+          <w:tcPr>
+            <w:tcW w:w="934" w:type="dxa"/>
+          </w:tcPr>
+          <w:p>
+            <w:r>
+              <w:t>Щ</w:t>
+            </w:r>
+          </w:p>
+        </w:tc>
+        <w:tc>
+          <w:tcPr>
+            <w:tcW w:w="934" w:type="dxa"/>
+          </w:tcPr>
+          <w:p>
+            <w:r>
+              <w:t>К</w:t>
+            </w:r>
+          </w:p>
+        </w:tc>
+        <w:tc>
+          <w:tcPr>
+            <w:tcW w:w="934" w:type="dxa"/>
+          </w:tcPr>
+          <w:p>
+            <w:r>
+              <w:t>Ж</w:t>
+            </w:r>
+          </w:p>
+        </w:tc>
+        <w:tc>
+          <w:tcPr>
+            <w:tcW w:w="935" w:type="dxa"/>
+          </w:tcPr>
+          <w:p>
+            <w:r>
+              <w:t>Ч</w:t>
+            </w:r>
+          </w:p>
+        </w:tc>
+        <w:tc>
+          <w:tcPr>
+            <w:tcW w:w="935" w:type="dxa"/>
+          </w:tcPr>
+          <w:p/>
+        </w:tc>
+        <w:tc>
+          <w:tcPr>
+            <w:tcW w:w="935" w:type="dxa"/>
+          </w:tcPr>
+          <w:p>
+            <w:r>
+              <w:t>Я</w:t>
+            </w:r>
+          </w:p>
+        </w:tc>
+        <w:tc>
+          <w:tcPr>
+            <w:tcW w:w="935" w:type="dxa"/>
+          </w:tcPr>
+          <w:p>
+            <w:r>
               <w:t>Х</w:t>
             </w:r>
           </w:p>
         </w:tc>
         <w:tc>
           <w:tcPr>
-            <w:tcW w:w="934" w:type="dxa"/>
-          </w:tcPr>
-          <w:p>
-            <w:r>
-              <w:t>Ъ</w:t>
-            </w:r>
-          </w:p>
-        </w:tc>
-        <w:tc>
-          <w:tcPr>
-            <w:tcW w:w="934" w:type="dxa"/>
-          </w:tcPr>
-          <w:p>
-            <w:r>
-              <w:t>Ф</w:t>
-            </w:r>
-          </w:p>
-        </w:tc>
-        <w:tc>
-          <w:tcPr>
-            <w:tcW w:w="934" w:type="dxa"/>
-          </w:tcPr>
-          <w:p>
-            <w:r>
-              <w:t>Ф</w:t>
-            </w:r>
-          </w:p>
-        </w:tc>
-        <w:tc>
-          <w:tcPr>
             <w:tcW w:w="935" w:type="dxa"/>
           </w:tcPr>
           <w:p>
             <w:r>
-              <w:t>Г</w:t>
-            </w:r>
-          </w:p>
-        </w:tc>
-        <w:tc>
-          <w:tcPr>
-            <w:tcW w:w="935" w:type="dxa"/>
-          </w:tcPr>
-          <w:p>
-            <w:r>
-              <w:t>Х</w:t>
-            </w:r>
-          </w:p>
-        </w:tc>
-        <w:tc>
-          <w:tcPr>
-            <w:tcW w:w="935" w:type="dxa"/>
-          </w:tcPr>
-          <w:p>
-            <w:r>
-              <w:t>К</w:t>
-            </w:r>
-          </w:p>
-        </w:tc>
-        <w:tc>
-          <w:tcPr>
-            <w:tcW w:w="935" w:type="dxa"/>
-          </w:tcPr>
-          <w:p>
-            <w:r>
-              <w:t>Х</w:t>
+              <w:t>Щ</w:t>
             </w:r>
           </w:p>
         </w:tc>
@@ -3326,10 +3330,10 @@
           <w:noProof/>
         </w:rPr>
         <w:drawing>
-          <wp:inline distT="0" distB="0" distL="0" distR="0" wp14:anchorId="49401C99" wp14:editId="533F19BA">
-            <wp:extent cx="4872982" cy="2849880"/>
-            <wp:effectExtent l="0" t="0" r="4445" b="7620"/>
-            <wp:docPr id="22" name="Рисунок 22"/>
+          <wp:inline distT="0" distB="0" distL="0" distR="0" wp14:anchorId="2AFA3054" wp14:editId="4887489C">
+            <wp:extent cx="4875755" cy="2849880"/>
+            <wp:effectExtent l="0" t="0" r="1270" b="7620"/>
+            <wp:docPr id="8" name="Рисунок 8"/>
             <wp:cNvGraphicFramePr>
               <a:graphicFrameLocks xmlns:a="http://schemas.openxmlformats.org/drawingml/2006/main" noChangeAspect="1"/>
             </wp:cNvGraphicFramePr>
@@ -3337,36 +3341,23 @@
               <a:graphicData uri="http://schemas.openxmlformats.org/drawingml/2006/picture">
                 <pic:pic xmlns:pic="http://schemas.openxmlformats.org/drawingml/2006/picture">
                   <pic:nvPicPr>
-                    <pic:cNvPr id="0" name="Picture 1"/>
-                    <pic:cNvPicPr>
-                      <a:picLocks noChangeAspect="1" noChangeArrowheads="1"/>
-                    </pic:cNvPicPr>
+                    <pic:cNvPr id="1" name=""/>
+                    <pic:cNvPicPr/>
                   </pic:nvPicPr>
                   <pic:blipFill>
-                    <a:blip r:embed="rId10" cstate="print">
-                      <a:extLst>
-                        <a:ext uri="{28A0092B-C50C-407E-A947-70E740481C1C}">
-                          <a14:useLocalDpi xmlns:a14="http://schemas.microsoft.com/office/drawing/2010/main" val="0"/>
-                        </a:ext>
-                      </a:extLst>
-                    </a:blip>
-                    <a:srcRect/>
+                    <a:blip r:embed="rId10"/>
                     <a:stretch>
                       <a:fillRect/>
                     </a:stretch>
                   </pic:blipFill>
-                  <pic:spPr bwMode="auto">
+                  <pic:spPr>
                     <a:xfrm>
                       <a:off x="0" y="0"/>
-                      <a:ext cx="4874612" cy="2850833"/>
+                      <a:ext cx="4884826" cy="2855182"/>
                     </a:xfrm>
                     <a:prstGeom prst="rect">
                       <a:avLst/>
                     </a:prstGeom>
-                    <a:noFill/>
-                    <a:ln>
-                      <a:noFill/>
-                    </a:ln>
                   </pic:spPr>
                 </pic:pic>
               </a:graphicData>
@@ -3378,11 +3369,17 @@
         <w:rPr>
           <w:noProof/>
         </w:rPr>
+        <w:t xml:space="preserve"> </w:t>
+      </w:r>
+      <w:r>
+        <w:rPr>
+          <w:noProof/>
+        </w:rPr>
         <w:drawing>
-          <wp:inline distT="0" distB="0" distL="0" distR="0" wp14:anchorId="0C895460" wp14:editId="5D74571F">
-            <wp:extent cx="4872355" cy="2849514"/>
-            <wp:effectExtent l="0" t="0" r="4445" b="8255"/>
-            <wp:docPr id="23" name="Рисунок 23"/>
+          <wp:inline distT="0" distB="0" distL="0" distR="0" wp14:anchorId="1D336DDC" wp14:editId="67BC08BA">
+            <wp:extent cx="4875530" cy="2849749"/>
+            <wp:effectExtent l="0" t="0" r="1270" b="8255"/>
+            <wp:docPr id="9" name="Рисунок 9"/>
             <wp:cNvGraphicFramePr>
               <a:graphicFrameLocks xmlns:a="http://schemas.openxmlformats.org/drawingml/2006/main" noChangeAspect="1"/>
             </wp:cNvGraphicFramePr>
@@ -3390,36 +3387,23 @@
               <a:graphicData uri="http://schemas.openxmlformats.org/drawingml/2006/picture">
                 <pic:pic xmlns:pic="http://schemas.openxmlformats.org/drawingml/2006/picture">
                   <pic:nvPicPr>
-                    <pic:cNvPr id="0" name="Picture 2"/>
-                    <pic:cNvPicPr>
-                      <a:picLocks noChangeAspect="1" noChangeArrowheads="1"/>
-                    </pic:cNvPicPr>
+                    <pic:cNvPr id="1" name=""/>
+                    <pic:cNvPicPr/>
                   </pic:nvPicPr>
                   <pic:blipFill>
-                    <a:blip r:embed="rId11" cstate="print">
-                      <a:extLst>
-                        <a:ext uri="{28A0092B-C50C-407E-A947-70E740481C1C}">
-                          <a14:useLocalDpi xmlns:a14="http://schemas.microsoft.com/office/drawing/2010/main" val="0"/>
-                        </a:ext>
-                      </a:extLst>
-                    </a:blip>
-                    <a:srcRect/>
+                    <a:blip r:embed="rId11"/>
                     <a:stretch>
                       <a:fillRect/>
                     </a:stretch>
                   </pic:blipFill>
-                  <pic:spPr bwMode="auto">
+                  <pic:spPr>
                     <a:xfrm>
                       <a:off x="0" y="0"/>
-                      <a:ext cx="4876834" cy="2852133"/>
+                      <a:ext cx="4888692" cy="2857442"/>
                     </a:xfrm>
                     <a:prstGeom prst="rect">
                       <a:avLst/>
                     </a:prstGeom>
-                    <a:noFill/>
-                    <a:ln>
-                      <a:noFill/>
-                    </a:ln>
                   </pic:spPr>
                 </pic:pic>
               </a:graphicData>
@@ -3945,48 +3929,6 @@
           </w:tcPr>
           <w:p>
             <w:r>
-              <w:t>1</w:t>
-            </w:r>
-          </w:p>
-        </w:tc>
-        <w:tc>
-          <w:tcPr>
-            <w:tcW w:w="2336" w:type="dxa"/>
-          </w:tcPr>
-          <w:p>
-            <w:r>
-              <w:t>2</w:t>
-            </w:r>
-          </w:p>
-        </w:tc>
-        <w:tc>
-          <w:tcPr>
-            <w:tcW w:w="2336" w:type="dxa"/>
-          </w:tcPr>
-          <w:p>
-            <w:r>
-              <w:t>3</w:t>
-            </w:r>
-          </w:p>
-        </w:tc>
-        <w:tc>
-          <w:tcPr>
-            <w:tcW w:w="2337" w:type="dxa"/>
-          </w:tcPr>
-          <w:p>
-            <w:r>
-              <w:t>4</w:t>
-            </w:r>
-          </w:p>
-        </w:tc>
-      </w:tr>
-      <w:tr>
-        <w:tc>
-          <w:tcPr>
-            <w:tcW w:w="2336" w:type="dxa"/>
-          </w:tcPr>
-          <w:p>
-            <w:r>
               <w:t>Т</w:t>
             </w:r>
           </w:p>
@@ -4023,6 +3965,20 @@
         </w:tc>
       </w:tr>
     </w:tbl>
+    <w:p>
+      <w:r>
+        <w:t>Шифротект</w:t>
+      </w:r>
+      <w:r>
+        <w:rPr>
+          <w:lang w:val="en-US"/>
+        </w:rPr>
+        <w:t>:</w:t>
+      </w:r>
+      <w:r>
+        <w:t xml:space="preserve"> ттее1234сстт</w:t>
+      </w:r>
+    </w:p>
     <w:p/>
     <w:p/>
     <w:p/>
@@ -4579,11 +4535,17 @@
         <w:rPr>
           <w:noProof/>
         </w:rPr>
+        <w:t xml:space="preserve"> </w:t>
+      </w:r>
+      <w:r>
+        <w:rPr>
+          <w:noProof/>
+        </w:rPr>
         <w:drawing>
-          <wp:inline distT="0" distB="0" distL="0" distR="0" wp14:anchorId="53261F5D" wp14:editId="5EF33906">
-            <wp:extent cx="5910943" cy="4041304"/>
-            <wp:effectExtent l="0" t="0" r="0" b="0"/>
-            <wp:docPr id="6" name="Рисунок 6"/>
+          <wp:inline distT="0" distB="0" distL="0" distR="0" wp14:anchorId="71974F30" wp14:editId="54C5CADD">
+            <wp:extent cx="5940425" cy="3896995"/>
+            <wp:effectExtent l="0" t="0" r="3175" b="8255"/>
+            <wp:docPr id="10" name="Рисунок 10"/>
             <wp:cNvGraphicFramePr>
               <a:graphicFrameLocks xmlns:a="http://schemas.openxmlformats.org/drawingml/2006/main" noChangeAspect="1"/>
             </wp:cNvGraphicFramePr>
@@ -4603,7 +4565,7 @@
                   <pic:spPr>
                     <a:xfrm>
                       <a:off x="0" y="0"/>
-                      <a:ext cx="5929020" cy="4053663"/>
+                      <a:ext cx="5940425" cy="3896995"/>
                     </a:xfrm>
                     <a:prstGeom prst="rect">
                       <a:avLst/>
@@ -4619,11 +4581,17 @@
         <w:rPr>
           <w:noProof/>
         </w:rPr>
+        <w:t xml:space="preserve"> </w:t>
+      </w:r>
+      <w:r>
+        <w:rPr>
+          <w:noProof/>
+        </w:rPr>
         <w:drawing>
-          <wp:inline distT="0" distB="0" distL="0" distR="0" wp14:anchorId="4E5E106E" wp14:editId="1B901501">
-            <wp:extent cx="5921828" cy="1373003"/>
+          <wp:inline distT="0" distB="0" distL="0" distR="0" wp14:anchorId="594FF62E" wp14:editId="645F684A">
+            <wp:extent cx="5940425" cy="1435735"/>
             <wp:effectExtent l="0" t="0" r="3175" b="0"/>
-            <wp:docPr id="7" name="Рисунок 7"/>
+            <wp:docPr id="11" name="Рисунок 11"/>
             <wp:cNvGraphicFramePr>
               <a:graphicFrameLocks xmlns:a="http://schemas.openxmlformats.org/drawingml/2006/main" noChangeAspect="1"/>
             </wp:cNvGraphicFramePr>
@@ -4643,7 +4611,7 @@
                   <pic:spPr>
                     <a:xfrm>
                       <a:off x="0" y="0"/>
-                      <a:ext cx="5942852" cy="1377877"/>
+                      <a:ext cx="5940425" cy="1435735"/>
                     </a:xfrm>
                     <a:prstGeom prst="rect">
                       <a:avLst/>
@@ -4680,15 +4648,7 @@
       </w:pPr>
       <w:r>
         <w:tab/>
-        <w:t xml:space="preserve">Среди рассмотренных способов шифрования наименьшую криптографическую стойкость демонстрируют шифры перестановки (например, «железнодорожная изгородь» или </w:t>
-      </w:r>
-      <w:proofErr w:type="spellStart"/>
-      <w:r>
-        <w:t>столбцовый</w:t>
-      </w:r>
-      <w:proofErr w:type="spellEnd"/>
-      <w:r>
-        <w:t xml:space="preserve"> метод) и шифры простой замены (Цезаря). Их уязвимость обусловлена тем, что они лишь изменяют порядок знаков или подменяют их по единому правилу, не изменяя частотных характеристик исходного текста, что делает их легко уязвимыми для частотного анализа.</w:t>
+        <w:t>Среди рассмотренных способов шифрования наименьшую криптографическую стойкость демонстрируют шифры перестановки (например, «железнодорожная изгородь» или столбцовый метод) и шифры простой замены (Цезаря). Их уязвимость обусловлена тем, что они лишь изменяют порядок знаков или подменяют их по единому правилу, не изменяя частотных характеристик исходного текста, что делает их легко уязвимыми для частотного анализа.</w:t>
       </w:r>
     </w:p>
     <w:p>
@@ -4698,15 +4658,7 @@
         </w:tabs>
       </w:pPr>
       <w:r>
-        <w:t xml:space="preserve">Более высокую надёжность обеспечивает омофонная замена, при которой одной букве может соответствовать несколько различных символов-заменителей. Ещё сложнее для взлома полиграммные шифры (например, </w:t>
-      </w:r>
-      <w:proofErr w:type="spellStart"/>
-      <w:r>
-        <w:t>Плейфейр</w:t>
-      </w:r>
-      <w:proofErr w:type="spellEnd"/>
-      <w:r>
-        <w:t>), которые оперируют блоками из двух символов и тем самым маскируют частоту появления отдельных букв.</w:t>
+        <w:t>Более высокую надёжность обеспечивает омофонная замена, при которой одной букве может соответствовать несколько различных символов-заменителей. Ещё сложнее для взлома полиграммные шифры (например, Плейфейр), которые оперируют блоками из двух символов и тем самым маскируют частоту появления отдельных букв.</w:t>
       </w:r>
     </w:p>
     <w:p>
@@ -4716,23 +4668,7 @@
         </w:tabs>
       </w:pPr>
       <w:r>
-        <w:t xml:space="preserve">Наибольшую же устойчивость среди простых классических шифров проявляет шифр </w:t>
-      </w:r>
-      <w:proofErr w:type="spellStart"/>
-      <w:r>
-        <w:t>Виженера</w:t>
-      </w:r>
-      <w:proofErr w:type="spellEnd"/>
-      <w:r>
-        <w:t xml:space="preserve">. Его ключевая особенность — использование переменного правила замены в зависимости от позиции символа и ключевого слова. Благодаря этому одна и та же буква исходного сообщения может преобразовываться в разные </w:t>
-      </w:r>
-      <w:proofErr w:type="spellStart"/>
-      <w:r>
-        <w:t>шифрознаки</w:t>
-      </w:r>
-      <w:proofErr w:type="spellEnd"/>
-      <w:r>
-        <w:t>, что эффективно скрывает реальную частоту символов и значительно затрудняет криптоанализ.</w:t>
+        <w:t>Наибольшую же устойчивость среди простых классических шифров проявляет шифр Виженера. Его ключевая особенность — использование переменного правила замены в зависимости от позиции символа и ключевого слова. Благодаря этому одна и та же буква исходного сообщения может преобразовываться в разные шифрознаки, что эффективно скрывает реальную частоту символов и значительно затрудняет криптоанализ.</w:t>
       </w:r>
     </w:p>
     <w:sectPr>
@@ -5509,6 +5445,7 @@
   <w:style w:type="character" w:default="1" w:styleId="a0">
     <w:name w:val="Default Paragraph Font"/>
     <w:uiPriority w:val="1"/>
+    <w:semiHidden/>
     <w:unhideWhenUsed/>
   </w:style>
   <w:style w:type="table" w:default="1" w:styleId="a1">
